--- a/templates/无HS的汇总单.docx
+++ b/templates/无HS的汇总单.docx
@@ -98,15 +98,28 @@
         <w:jc w:val="left"/>
       </w:pPr>
       <w:r>
-        <w:t>ZHEJIANG HUNTER SUPPLY CHAIN MANAGEMENT CO.,LTD</w:t>
-      </w:r>
+        <w:t xml:space="preserve">ZHEJIANG HUNTER SUPPLY CHAIN MANAGEMENT </w:t>
+      </w:r>
+      <w:proofErr w:type="gramStart"/>
+      <w:r>
+        <w:t>CO.,LTD</w:t>
+      </w:r>
+      <w:proofErr w:type="gramEnd"/>
     </w:p>
     <w:p>
       <w:pPr>
         <w:jc w:val="left"/>
       </w:pPr>
       <w:r>
-        <w:t>(ADD:ROOM 1701-1710,BUILDING B,CHOUYIN MANSION,NO.188 SHANGCHENG ROAD,YIWU,CHINA (ZHEJIANG) PILOT FREE TRADE ZONE</w:t>
+        <w:t>(</w:t>
+      </w:r>
+      <w:proofErr w:type="gramStart"/>
+      <w:r>
+        <w:t>ADD:ROOM</w:t>
+      </w:r>
+      <w:proofErr w:type="gramEnd"/>
+      <w:r>
+        <w:t xml:space="preserve"> 1701-1710,BUILDING B,CHOUYIN MANSION,NO.188 SHANGCHENG ROAD,YIWU,CHINA (ZHEJIANG) PILOT FREE TRADE ZONE</w:t>
       </w:r>
     </w:p>
     <w:p>
@@ -114,7 +127,15 @@
         <w:jc w:val="left"/>
       </w:pPr>
       <w:r>
-        <w:t>TEL:0579-85517798  FAX:0579-85517798</w:t>
+        <w:t>TEL:0579-</w:t>
+      </w:r>
+      <w:proofErr w:type="gramStart"/>
+      <w:r>
+        <w:t>85517798  FAX</w:t>
+      </w:r>
+      <w:proofErr w:type="gramEnd"/>
+      <w:r>
+        <w:t>:0579-85517798</w:t>
       </w:r>
     </w:p>
     <w:p>
@@ -170,7 +191,15 @@
         <w:jc w:val="left"/>
       </w:pPr>
       <w:r>
-        <w:t xml:space="preserve">DUBAI UAE.GREECECLUSTER K12 SHOP S05INTERNATIONAL CITY,DUBAI. </w:t>
+        <w:t xml:space="preserve">DUBAI UAE.GREECECLUSTER K12 SHOP S05INTERNATIONAL </w:t>
+      </w:r>
+      <w:proofErr w:type="gramStart"/>
+      <w:r>
+        <w:t>CITY,DUBAI</w:t>
+      </w:r>
+      <w:proofErr w:type="gramEnd"/>
+      <w:r>
+        <w:t xml:space="preserve">. </w:t>
       </w:r>
     </w:p>
     <w:p>
@@ -201,9 +230,11 @@
       <w:pPr>
         <w:jc w:val="left"/>
       </w:pPr>
+      <w:proofErr w:type="gramStart"/>
       <w:r>
         <w:t>EMAIL:ROCKROCK20002003@GMAIL.COM</w:t>
       </w:r>
+      <w:proofErr w:type="gramEnd"/>
     </w:p>
     <w:p>
       <w:pPr>
@@ -570,6 +601,249 @@
           <w:color w:val="FF0000"/>
         </w:rPr>
         <w:t>7}</w:t>
+      </w:r>
+    </w:p>
+    <w:p>
+      <w:pPr>
+        <w:jc w:val="left"/>
+      </w:pPr>
+      <w:r>
+        <w:t>{</w:t>
+      </w:r>
+      <w:r>
+        <w:rPr>
+          <w:rFonts w:hint="eastAsia"/>
+        </w:rPr>
+        <w:t>无</w:t>
+      </w:r>
+      <w:r>
+        <w:rPr>
+          <w:rFonts w:hint="eastAsia"/>
+        </w:rPr>
+        <w:t>HS</w:t>
+      </w:r>
+      <w:r>
+        <w:rPr>
+          <w:rFonts w:hint="eastAsia"/>
+        </w:rPr>
+        <w:t>的</w:t>
+      </w:r>
+      <w:r>
+        <w:t>商品</w:t>
+      </w:r>
+      <w:r>
+        <w:rPr>
+          <w:rFonts w:hint="eastAsia"/>
+        </w:rPr>
+        <w:t>列表</w:t>
+      </w:r>
+      <w:r>
+        <w:t>8</w:t>
+      </w:r>
+      <w:r>
+        <w:t>}</w:t>
+      </w:r>
+    </w:p>
+    <w:p>
+      <w:pPr>
+        <w:jc w:val="left"/>
+        <w:rPr>
+          <w:color w:val="FF0000"/>
+        </w:rPr>
+      </w:pPr>
+      <w:r>
+        <w:rPr>
+          <w:color w:val="FF0000"/>
+        </w:rPr>
+        <w:t>{</w:t>
+      </w:r>
+      <w:r>
+        <w:rPr>
+          <w:rFonts w:hint="eastAsia"/>
+          <w:color w:val="FF0000"/>
+        </w:rPr>
+        <w:t>无</w:t>
+      </w:r>
+      <w:r>
+        <w:rPr>
+          <w:rFonts w:hint="eastAsia"/>
+          <w:color w:val="FF0000"/>
+        </w:rPr>
+        <w:t>HS</w:t>
+      </w:r>
+      <w:r>
+        <w:rPr>
+          <w:rFonts w:hint="eastAsia"/>
+          <w:color w:val="FF0000"/>
+        </w:rPr>
+        <w:t>的</w:t>
+      </w:r>
+      <w:r>
+        <w:rPr>
+          <w:color w:val="FF0000"/>
+        </w:rPr>
+        <w:t>商品</w:t>
+      </w:r>
+      <w:r>
+        <w:rPr>
+          <w:rFonts w:hint="eastAsia"/>
+          <w:color w:val="FF0000"/>
+        </w:rPr>
+        <w:t>列表</w:t>
+      </w:r>
+      <w:r>
+        <w:rPr>
+          <w:color w:val="FF0000"/>
+        </w:rPr>
+        <w:t>9</w:t>
+      </w:r>
+      <w:r>
+        <w:rPr>
+          <w:color w:val="FF0000"/>
+        </w:rPr>
+        <w:t>}</w:t>
+      </w:r>
+    </w:p>
+    <w:p>
+      <w:pPr>
+        <w:jc w:val="left"/>
+      </w:pPr>
+      <w:r>
+        <w:t>{</w:t>
+      </w:r>
+      <w:r>
+        <w:rPr>
+          <w:rFonts w:hint="eastAsia"/>
+        </w:rPr>
+        <w:t>无</w:t>
+      </w:r>
+      <w:r>
+        <w:rPr>
+          <w:rFonts w:hint="eastAsia"/>
+        </w:rPr>
+        <w:t>HS</w:t>
+      </w:r>
+      <w:r>
+        <w:rPr>
+          <w:rFonts w:hint="eastAsia"/>
+        </w:rPr>
+        <w:t>的</w:t>
+      </w:r>
+      <w:r>
+        <w:t>商品</w:t>
+      </w:r>
+      <w:r>
+        <w:rPr>
+          <w:rFonts w:hint="eastAsia"/>
+        </w:rPr>
+        <w:t>列表</w:t>
+      </w:r>
+      <w:r>
+        <w:t>10</w:t>
+      </w:r>
+      <w:r>
+        <w:t>}</w:t>
+      </w:r>
+    </w:p>
+    <w:p>
+      <w:pPr>
+        <w:jc w:val="left"/>
+        <w:rPr>
+          <w:color w:val="FF0000"/>
+        </w:rPr>
+      </w:pPr>
+      <w:r>
+        <w:rPr>
+          <w:color w:val="FF0000"/>
+        </w:rPr>
+        <w:t>{</w:t>
+      </w:r>
+      <w:r>
+        <w:rPr>
+          <w:rFonts w:hint="eastAsia"/>
+          <w:color w:val="FF0000"/>
+        </w:rPr>
+        <w:t>无</w:t>
+      </w:r>
+      <w:r>
+        <w:rPr>
+          <w:rFonts w:hint="eastAsia"/>
+          <w:color w:val="FF0000"/>
+        </w:rPr>
+        <w:t>HS</w:t>
+      </w:r>
+      <w:r>
+        <w:rPr>
+          <w:rFonts w:hint="eastAsia"/>
+          <w:color w:val="FF0000"/>
+        </w:rPr>
+        <w:t>的</w:t>
+      </w:r>
+      <w:r>
+        <w:rPr>
+          <w:color w:val="FF0000"/>
+        </w:rPr>
+        <w:t>商品</w:t>
+      </w:r>
+      <w:r>
+        <w:rPr>
+          <w:rFonts w:hint="eastAsia"/>
+          <w:color w:val="FF0000"/>
+        </w:rPr>
+        <w:t>列表</w:t>
+      </w:r>
+      <w:r>
+        <w:rPr>
+          <w:color w:val="FF0000"/>
+        </w:rPr>
+        <w:t>11</w:t>
+      </w:r>
+      <w:r>
+        <w:rPr>
+          <w:color w:val="FF0000"/>
+        </w:rPr>
+        <w:t>}</w:t>
+      </w:r>
+    </w:p>
+    <w:p>
+      <w:pPr>
+        <w:jc w:val="left"/>
+      </w:pPr>
+      <w:r>
+        <w:t>{</w:t>
+      </w:r>
+      <w:r>
+        <w:rPr>
+          <w:rFonts w:hint="eastAsia"/>
+        </w:rPr>
+        <w:t>无</w:t>
+      </w:r>
+      <w:r>
+        <w:rPr>
+          <w:rFonts w:hint="eastAsia"/>
+        </w:rPr>
+        <w:t>HS</w:t>
+      </w:r>
+      <w:r>
+        <w:rPr>
+          <w:rFonts w:hint="eastAsia"/>
+        </w:rPr>
+        <w:t>的</w:t>
+      </w:r>
+      <w:r>
+        <w:t>商品</w:t>
+      </w:r>
+      <w:r>
+        <w:rPr>
+          <w:rFonts w:hint="eastAsia"/>
+        </w:rPr>
+        <w:t>列表</w:t>
+      </w:r>
+      <w:r>
+        <w:t>12</w:t>
+      </w:r>
+      <w:r>
+        <w:t>}</w:t>
       </w:r>
     </w:p>
     <w:p>
@@ -765,15 +1039,15 @@
         <w:tblLook w:val="04A0" w:firstRow="1" w:lastRow="0" w:firstColumn="1" w:lastColumn="0" w:noHBand="0" w:noVBand="1"/>
       </w:tblPr>
       <w:tblGrid>
-        <w:gridCol w:w="740"/>
-        <w:gridCol w:w="740"/>
-        <w:gridCol w:w="766"/>
-        <w:gridCol w:w="1040"/>
-        <w:gridCol w:w="767"/>
-        <w:gridCol w:w="1040"/>
-        <w:gridCol w:w="767"/>
-        <w:gridCol w:w="1556"/>
-        <w:gridCol w:w="890"/>
+        <w:gridCol w:w="761"/>
+        <w:gridCol w:w="760"/>
+        <w:gridCol w:w="760"/>
+        <w:gridCol w:w="1030"/>
+        <w:gridCol w:w="760"/>
+        <w:gridCol w:w="1030"/>
+        <w:gridCol w:w="760"/>
+        <w:gridCol w:w="1550"/>
+        <w:gridCol w:w="895"/>
       </w:tblGrid>
       <w:tr>
         <w:tc>
@@ -2397,6 +2671,7 @@
                 <w:sz w:val="16"/>
                 <w:szCs w:val="16"/>
               </w:rPr>
+              <w:lastRenderedPageBreak/>
               <w:t>{箱号7}</w:t>
             </w:r>
           </w:p>
@@ -2634,6 +2909,2058 @@
                 <w:szCs w:val="16"/>
               </w:rPr>
               <w:t>{提单号7}</w:t>
+            </w:r>
+          </w:p>
+        </w:tc>
+      </w:tr>
+      <w:tr>
+        <w:tc>
+          <w:tcPr>
+            <w:tcW w:w="0" w:type="auto"/>
+            <w:vAlign w:val="center"/>
+          </w:tcPr>
+          <w:p>
+            <w:pPr>
+              <w:kinsoku w:val="0"/>
+              <w:overflowPunct w:val="0"/>
+              <w:ind w:rightChars="-50" w:right="-105"/>
+              <w:jc w:val="left"/>
+              <w:textAlignment w:val="center"/>
+              <w:rPr>
+                <w:rFonts w:ascii="微软雅黑 Light" w:eastAsia="微软雅黑 Light" w:hAnsi="微软雅黑 Light"/>
+                <w:sz w:val="16"/>
+                <w:szCs w:val="16"/>
+              </w:rPr>
+            </w:pPr>
+            <w:r>
+              <w:rPr>
+                <w:rFonts w:ascii="微软雅黑 Light" w:eastAsia="微软雅黑 Light" w:hAnsi="微软雅黑 Light" w:hint="eastAsia"/>
+                <w:sz w:val="16"/>
+                <w:szCs w:val="16"/>
+              </w:rPr>
+              <w:t>{箱号</w:t>
+            </w:r>
+            <w:r>
+              <w:rPr>
+                <w:rFonts w:ascii="微软雅黑 Light" w:eastAsia="微软雅黑 Light" w:hAnsi="微软雅黑 Light"/>
+                <w:sz w:val="16"/>
+                <w:szCs w:val="16"/>
+              </w:rPr>
+              <w:t>8</w:t>
+            </w:r>
+            <w:r>
+              <w:rPr>
+                <w:rFonts w:ascii="微软雅黑 Light" w:eastAsia="微软雅黑 Light" w:hAnsi="微软雅黑 Light" w:hint="eastAsia"/>
+                <w:sz w:val="16"/>
+                <w:szCs w:val="16"/>
+              </w:rPr>
+              <w:t>}</w:t>
+            </w:r>
+          </w:p>
+        </w:tc>
+        <w:tc>
+          <w:tcPr>
+            <w:tcW w:w="0" w:type="auto"/>
+            <w:vAlign w:val="center"/>
+          </w:tcPr>
+          <w:p>
+            <w:pPr>
+              <w:kinsoku w:val="0"/>
+              <w:overflowPunct w:val="0"/>
+              <w:ind w:rightChars="-50" w:right="-105"/>
+              <w:jc w:val="left"/>
+              <w:textAlignment w:val="center"/>
+              <w:rPr>
+                <w:rFonts w:ascii="微软雅黑 Light" w:eastAsia="微软雅黑 Light" w:hAnsi="微软雅黑 Light"/>
+                <w:sz w:val="16"/>
+                <w:szCs w:val="16"/>
+              </w:rPr>
+            </w:pPr>
+            <w:r>
+              <w:rPr>
+                <w:rFonts w:ascii="微软雅黑 Light" w:eastAsia="微软雅黑 Light" w:hAnsi="微软雅黑 Light" w:hint="eastAsia"/>
+                <w:sz w:val="16"/>
+                <w:szCs w:val="16"/>
+              </w:rPr>
+              <w:t>{封号</w:t>
+            </w:r>
+            <w:r>
+              <w:rPr>
+                <w:rFonts w:ascii="微软雅黑 Light" w:eastAsia="微软雅黑 Light" w:hAnsi="微软雅黑 Light"/>
+                <w:sz w:val="16"/>
+                <w:szCs w:val="16"/>
+              </w:rPr>
+              <w:t>8</w:t>
+            </w:r>
+            <w:r>
+              <w:rPr>
+                <w:rFonts w:ascii="微软雅黑 Light" w:eastAsia="微软雅黑 Light" w:hAnsi="微软雅黑 Light" w:hint="eastAsia"/>
+                <w:sz w:val="16"/>
+                <w:szCs w:val="16"/>
+              </w:rPr>
+              <w:t>}</w:t>
+            </w:r>
+          </w:p>
+        </w:tc>
+        <w:tc>
+          <w:tcPr>
+            <w:tcW w:w="0" w:type="auto"/>
+            <w:vAlign w:val="center"/>
+          </w:tcPr>
+          <w:p>
+            <w:pPr>
+              <w:kinsoku w:val="0"/>
+              <w:overflowPunct w:val="0"/>
+              <w:ind w:rightChars="-50" w:right="-105"/>
+              <w:jc w:val="left"/>
+              <w:textAlignment w:val="center"/>
+              <w:rPr>
+                <w:rFonts w:ascii="微软雅黑 Light" w:eastAsia="微软雅黑 Light" w:hAnsi="微软雅黑 Light"/>
+                <w:sz w:val="16"/>
+                <w:szCs w:val="16"/>
+              </w:rPr>
+            </w:pPr>
+            <w:r>
+              <w:rPr>
+                <w:rFonts w:ascii="微软雅黑 Light" w:eastAsia="微软雅黑 Light" w:hAnsi="微软雅黑 Light" w:hint="eastAsia"/>
+                <w:sz w:val="16"/>
+                <w:szCs w:val="16"/>
+              </w:rPr>
+              <w:t>{件数</w:t>
+            </w:r>
+            <w:r>
+              <w:rPr>
+                <w:rFonts w:ascii="微软雅黑 Light" w:eastAsia="微软雅黑 Light" w:hAnsi="微软雅黑 Light"/>
+                <w:sz w:val="16"/>
+                <w:szCs w:val="16"/>
+              </w:rPr>
+              <w:t>8</w:t>
+            </w:r>
+            <w:r>
+              <w:rPr>
+                <w:rFonts w:ascii="微软雅黑 Light" w:eastAsia="微软雅黑 Light" w:hAnsi="微软雅黑 Light" w:hint="eastAsia"/>
+                <w:sz w:val="16"/>
+                <w:szCs w:val="16"/>
+              </w:rPr>
+              <w:t>}</w:t>
+            </w:r>
+          </w:p>
+        </w:tc>
+        <w:tc>
+          <w:tcPr>
+            <w:tcW w:w="0" w:type="auto"/>
+            <w:vAlign w:val="center"/>
+          </w:tcPr>
+          <w:p>
+            <w:pPr>
+              <w:kinsoku w:val="0"/>
+              <w:overflowPunct w:val="0"/>
+              <w:ind w:rightChars="-50" w:right="-105"/>
+              <w:jc w:val="left"/>
+              <w:textAlignment w:val="center"/>
+              <w:rPr>
+                <w:rFonts w:ascii="微软雅黑 Light" w:eastAsia="微软雅黑 Light" w:hAnsi="微软雅黑 Light"/>
+                <w:b/>
+                <w:bCs/>
+                <w:sz w:val="16"/>
+                <w:szCs w:val="16"/>
+              </w:rPr>
+            </w:pPr>
+            <w:r>
+              <w:rPr>
+                <w:rFonts w:ascii="微软雅黑 Light" w:eastAsia="微软雅黑 Light" w:hAnsi="微软雅黑 Light" w:hint="eastAsia"/>
+                <w:b/>
+                <w:bCs/>
+                <w:sz w:val="16"/>
+                <w:szCs w:val="16"/>
+              </w:rPr>
+              <w:t>{数量单位</w:t>
+            </w:r>
+            <w:r>
+              <w:rPr>
+                <w:rFonts w:ascii="微软雅黑 Light" w:eastAsia="微软雅黑 Light" w:hAnsi="微软雅黑 Light"/>
+                <w:b/>
+                <w:bCs/>
+                <w:sz w:val="16"/>
+                <w:szCs w:val="16"/>
+              </w:rPr>
+              <w:t>8</w:t>
+            </w:r>
+            <w:r>
+              <w:rPr>
+                <w:rFonts w:ascii="微软雅黑 Light" w:eastAsia="微软雅黑 Light" w:hAnsi="微软雅黑 Light" w:hint="eastAsia"/>
+                <w:b/>
+                <w:bCs/>
+                <w:sz w:val="16"/>
+                <w:szCs w:val="16"/>
+              </w:rPr>
+              <w:t>}</w:t>
+            </w:r>
+          </w:p>
+        </w:tc>
+        <w:tc>
+          <w:tcPr>
+            <w:tcW w:w="0" w:type="auto"/>
+            <w:vAlign w:val="center"/>
+          </w:tcPr>
+          <w:p>
+            <w:pPr>
+              <w:kinsoku w:val="0"/>
+              <w:overflowPunct w:val="0"/>
+              <w:ind w:rightChars="-50" w:right="-105"/>
+              <w:jc w:val="left"/>
+              <w:textAlignment w:val="center"/>
+              <w:rPr>
+                <w:rFonts w:ascii="微软雅黑 Light" w:eastAsia="微软雅黑 Light" w:hAnsi="微软雅黑 Light"/>
+                <w:sz w:val="16"/>
+                <w:szCs w:val="16"/>
+              </w:rPr>
+            </w:pPr>
+            <w:r>
+              <w:rPr>
+                <w:rFonts w:ascii="微软雅黑 Light" w:eastAsia="微软雅黑 Light" w:hAnsi="微软雅黑 Light" w:hint="eastAsia"/>
+                <w:sz w:val="16"/>
+                <w:szCs w:val="16"/>
+              </w:rPr>
+              <w:t>{毛重</w:t>
+            </w:r>
+            <w:r>
+              <w:rPr>
+                <w:rFonts w:ascii="微软雅黑 Light" w:eastAsia="微软雅黑 Light" w:hAnsi="微软雅黑 Light"/>
+                <w:sz w:val="16"/>
+                <w:szCs w:val="16"/>
+              </w:rPr>
+              <w:t>8</w:t>
+            </w:r>
+            <w:r>
+              <w:rPr>
+                <w:rFonts w:ascii="微软雅黑 Light" w:eastAsia="微软雅黑 Light" w:hAnsi="微软雅黑 Light" w:hint="eastAsia"/>
+                <w:sz w:val="16"/>
+                <w:szCs w:val="16"/>
+              </w:rPr>
+              <w:t>}</w:t>
+            </w:r>
+          </w:p>
+        </w:tc>
+        <w:tc>
+          <w:tcPr>
+            <w:tcW w:w="0" w:type="auto"/>
+            <w:vAlign w:val="center"/>
+          </w:tcPr>
+          <w:p>
+            <w:pPr>
+              <w:kinsoku w:val="0"/>
+              <w:overflowPunct w:val="0"/>
+              <w:ind w:rightChars="-50" w:right="-105"/>
+              <w:jc w:val="left"/>
+              <w:textAlignment w:val="center"/>
+              <w:rPr>
+                <w:rFonts w:ascii="微软雅黑 Light" w:eastAsia="微软雅黑 Light" w:hAnsi="微软雅黑 Light"/>
+                <w:b/>
+                <w:bCs/>
+                <w:sz w:val="16"/>
+                <w:szCs w:val="16"/>
+              </w:rPr>
+            </w:pPr>
+            <w:r>
+              <w:rPr>
+                <w:rFonts w:ascii="微软雅黑 Light" w:eastAsia="微软雅黑 Light" w:hAnsi="微软雅黑 Light" w:hint="eastAsia"/>
+                <w:b/>
+                <w:bCs/>
+                <w:sz w:val="16"/>
+                <w:szCs w:val="16"/>
+              </w:rPr>
+              <w:t>{重量单位</w:t>
+            </w:r>
+            <w:r>
+              <w:rPr>
+                <w:rFonts w:ascii="微软雅黑 Light" w:eastAsia="微软雅黑 Light" w:hAnsi="微软雅黑 Light"/>
+                <w:b/>
+                <w:bCs/>
+                <w:sz w:val="16"/>
+                <w:szCs w:val="16"/>
+              </w:rPr>
+              <w:t>8</w:t>
+            </w:r>
+            <w:r>
+              <w:rPr>
+                <w:rFonts w:ascii="微软雅黑 Light" w:eastAsia="微软雅黑 Light" w:hAnsi="微软雅黑 Light" w:hint="eastAsia"/>
+                <w:b/>
+                <w:bCs/>
+                <w:sz w:val="16"/>
+                <w:szCs w:val="16"/>
+              </w:rPr>
+              <w:t>}</w:t>
+            </w:r>
+          </w:p>
+        </w:tc>
+        <w:tc>
+          <w:tcPr>
+            <w:tcW w:w="0" w:type="auto"/>
+            <w:vAlign w:val="center"/>
+          </w:tcPr>
+          <w:p>
+            <w:pPr>
+              <w:kinsoku w:val="0"/>
+              <w:overflowPunct w:val="0"/>
+              <w:ind w:rightChars="-50" w:right="-105"/>
+              <w:jc w:val="left"/>
+              <w:textAlignment w:val="center"/>
+              <w:rPr>
+                <w:rFonts w:ascii="微软雅黑 Light" w:eastAsia="微软雅黑 Light" w:hAnsi="微软雅黑 Light"/>
+                <w:sz w:val="16"/>
+                <w:szCs w:val="16"/>
+              </w:rPr>
+            </w:pPr>
+            <w:r>
+              <w:rPr>
+                <w:rFonts w:ascii="微软雅黑 Light" w:eastAsia="微软雅黑 Light" w:hAnsi="微软雅黑 Light" w:hint="eastAsia"/>
+                <w:sz w:val="16"/>
+                <w:szCs w:val="16"/>
+              </w:rPr>
+              <w:t>{体积</w:t>
+            </w:r>
+            <w:r>
+              <w:rPr>
+                <w:rFonts w:ascii="微软雅黑 Light" w:eastAsia="微软雅黑 Light" w:hAnsi="微软雅黑 Light"/>
+                <w:sz w:val="16"/>
+                <w:szCs w:val="16"/>
+              </w:rPr>
+              <w:t>8</w:t>
+            </w:r>
+            <w:r>
+              <w:rPr>
+                <w:rFonts w:ascii="微软雅黑 Light" w:eastAsia="微软雅黑 Light" w:hAnsi="微软雅黑 Light" w:hint="eastAsia"/>
+                <w:sz w:val="16"/>
+                <w:szCs w:val="16"/>
+              </w:rPr>
+              <w:t>}</w:t>
+            </w:r>
+          </w:p>
+        </w:tc>
+        <w:tc>
+          <w:tcPr>
+            <w:tcW w:w="0" w:type="auto"/>
+            <w:vAlign w:val="center"/>
+          </w:tcPr>
+          <w:p>
+            <w:pPr>
+              <w:kinsoku w:val="0"/>
+              <w:overflowPunct w:val="0"/>
+              <w:ind w:rightChars="-50" w:right="-105"/>
+              <w:jc w:val="left"/>
+              <w:textAlignment w:val="center"/>
+              <w:rPr>
+                <w:rFonts w:ascii="微软雅黑 Light" w:eastAsia="微软雅黑 Light" w:hAnsi="微软雅黑 Light"/>
+                <w:b/>
+                <w:bCs/>
+                <w:sz w:val="16"/>
+                <w:szCs w:val="16"/>
+              </w:rPr>
+            </w:pPr>
+            <w:r>
+              <w:rPr>
+                <w:rFonts w:ascii="微软雅黑 Light" w:eastAsia="微软雅黑 Light" w:hAnsi="微软雅黑 Light" w:hint="eastAsia"/>
+                <w:b/>
+                <w:bCs/>
+                <w:sz w:val="16"/>
+                <w:szCs w:val="16"/>
+              </w:rPr>
+              <w:t>{体积单位</w:t>
+            </w:r>
+            <w:r>
+              <w:rPr>
+                <w:rFonts w:ascii="微软雅黑 Light" w:eastAsia="微软雅黑 Light" w:hAnsi="微软雅黑 Light"/>
+                <w:b/>
+                <w:bCs/>
+                <w:sz w:val="16"/>
+                <w:szCs w:val="16"/>
+              </w:rPr>
+              <w:t>8</w:t>
+            </w:r>
+            <w:r>
+              <w:rPr>
+                <w:rFonts w:ascii="微软雅黑 Light" w:eastAsia="微软雅黑 Light" w:hAnsi="微软雅黑 Light" w:hint="eastAsia"/>
+                <w:b/>
+                <w:bCs/>
+                <w:sz w:val="16"/>
+                <w:szCs w:val="16"/>
+              </w:rPr>
+              <w:t>}{箱型</w:t>
+            </w:r>
+            <w:r>
+              <w:rPr>
+                <w:rFonts w:ascii="微软雅黑 Light" w:eastAsia="微软雅黑 Light" w:hAnsi="微软雅黑 Light"/>
+                <w:b/>
+                <w:bCs/>
+                <w:sz w:val="16"/>
+                <w:szCs w:val="16"/>
+              </w:rPr>
+              <w:t>8</w:t>
+            </w:r>
+            <w:r>
+              <w:rPr>
+                <w:rFonts w:ascii="微软雅黑 Light" w:eastAsia="微软雅黑 Light" w:hAnsi="微软雅黑 Light" w:hint="eastAsia"/>
+                <w:b/>
+                <w:bCs/>
+                <w:sz w:val="16"/>
+                <w:szCs w:val="16"/>
+              </w:rPr>
+              <w:t>}</w:t>
+            </w:r>
+          </w:p>
+        </w:tc>
+        <w:tc>
+          <w:tcPr>
+            <w:tcW w:w="0" w:type="auto"/>
+            <w:vAlign w:val="center"/>
+          </w:tcPr>
+          <w:p>
+            <w:pPr>
+              <w:kinsoku w:val="0"/>
+              <w:overflowPunct w:val="0"/>
+              <w:ind w:rightChars="-50" w:right="-105"/>
+              <w:jc w:val="left"/>
+              <w:textAlignment w:val="center"/>
+              <w:rPr>
+                <w:rFonts w:ascii="微软雅黑 Light" w:eastAsia="微软雅黑 Light" w:hAnsi="微软雅黑 Light"/>
+                <w:sz w:val="16"/>
+                <w:szCs w:val="16"/>
+              </w:rPr>
+            </w:pPr>
+            <w:r>
+              <w:rPr>
+                <w:rFonts w:ascii="微软雅黑 Light" w:eastAsia="微软雅黑 Light" w:hAnsi="微软雅黑 Light" w:hint="eastAsia"/>
+                <w:sz w:val="16"/>
+                <w:szCs w:val="16"/>
+              </w:rPr>
+              <w:t>{提单号</w:t>
+            </w:r>
+            <w:r>
+              <w:rPr>
+                <w:rFonts w:ascii="微软雅黑 Light" w:eastAsia="微软雅黑 Light" w:hAnsi="微软雅黑 Light"/>
+                <w:sz w:val="16"/>
+                <w:szCs w:val="16"/>
+              </w:rPr>
+              <w:t>8</w:t>
+            </w:r>
+            <w:r>
+              <w:rPr>
+                <w:rFonts w:ascii="微软雅黑 Light" w:eastAsia="微软雅黑 Light" w:hAnsi="微软雅黑 Light" w:hint="eastAsia"/>
+                <w:sz w:val="16"/>
+                <w:szCs w:val="16"/>
+              </w:rPr>
+              <w:t>}</w:t>
+            </w:r>
+          </w:p>
+        </w:tc>
+      </w:tr>
+      <w:tr>
+        <w:tc>
+          <w:tcPr>
+            <w:tcW w:w="0" w:type="auto"/>
+            <w:vAlign w:val="center"/>
+          </w:tcPr>
+          <w:p>
+            <w:pPr>
+              <w:kinsoku w:val="0"/>
+              <w:overflowPunct w:val="0"/>
+              <w:ind w:rightChars="-50" w:right="-105"/>
+              <w:jc w:val="left"/>
+              <w:textAlignment w:val="center"/>
+              <w:rPr>
+                <w:rFonts w:ascii="微软雅黑 Light" w:eastAsia="微软雅黑 Light" w:hAnsi="微软雅黑 Light"/>
+                <w:sz w:val="16"/>
+                <w:szCs w:val="16"/>
+              </w:rPr>
+            </w:pPr>
+            <w:r>
+              <w:rPr>
+                <w:rFonts w:ascii="微软雅黑 Light" w:eastAsia="微软雅黑 Light" w:hAnsi="微软雅黑 Light" w:hint="eastAsia"/>
+                <w:sz w:val="16"/>
+                <w:szCs w:val="16"/>
+              </w:rPr>
+              <w:t>{箱号</w:t>
+            </w:r>
+            <w:r>
+              <w:rPr>
+                <w:rFonts w:ascii="微软雅黑 Light" w:eastAsia="微软雅黑 Light" w:hAnsi="微软雅黑 Light"/>
+                <w:sz w:val="16"/>
+                <w:szCs w:val="16"/>
+              </w:rPr>
+              <w:t>9</w:t>
+            </w:r>
+            <w:r>
+              <w:rPr>
+                <w:rFonts w:ascii="微软雅黑 Light" w:eastAsia="微软雅黑 Light" w:hAnsi="微软雅黑 Light" w:hint="eastAsia"/>
+                <w:sz w:val="16"/>
+                <w:szCs w:val="16"/>
+              </w:rPr>
+              <w:t>}</w:t>
+            </w:r>
+          </w:p>
+        </w:tc>
+        <w:tc>
+          <w:tcPr>
+            <w:tcW w:w="0" w:type="auto"/>
+            <w:vAlign w:val="center"/>
+          </w:tcPr>
+          <w:p>
+            <w:pPr>
+              <w:kinsoku w:val="0"/>
+              <w:overflowPunct w:val="0"/>
+              <w:ind w:rightChars="-50" w:right="-105"/>
+              <w:jc w:val="left"/>
+              <w:textAlignment w:val="center"/>
+              <w:rPr>
+                <w:rFonts w:ascii="微软雅黑 Light" w:eastAsia="微软雅黑 Light" w:hAnsi="微软雅黑 Light"/>
+                <w:sz w:val="16"/>
+                <w:szCs w:val="16"/>
+              </w:rPr>
+            </w:pPr>
+            <w:r>
+              <w:rPr>
+                <w:rFonts w:ascii="微软雅黑 Light" w:eastAsia="微软雅黑 Light" w:hAnsi="微软雅黑 Light" w:hint="eastAsia"/>
+                <w:sz w:val="16"/>
+                <w:szCs w:val="16"/>
+              </w:rPr>
+              <w:t>{封号</w:t>
+            </w:r>
+            <w:r>
+              <w:rPr>
+                <w:rFonts w:ascii="微软雅黑 Light" w:eastAsia="微软雅黑 Light" w:hAnsi="微软雅黑 Light"/>
+                <w:sz w:val="16"/>
+                <w:szCs w:val="16"/>
+              </w:rPr>
+              <w:t>9</w:t>
+            </w:r>
+            <w:r>
+              <w:rPr>
+                <w:rFonts w:ascii="微软雅黑 Light" w:eastAsia="微软雅黑 Light" w:hAnsi="微软雅黑 Light" w:hint="eastAsia"/>
+                <w:sz w:val="16"/>
+                <w:szCs w:val="16"/>
+              </w:rPr>
+              <w:t>}</w:t>
+            </w:r>
+          </w:p>
+        </w:tc>
+        <w:tc>
+          <w:tcPr>
+            <w:tcW w:w="0" w:type="auto"/>
+            <w:vAlign w:val="center"/>
+          </w:tcPr>
+          <w:p>
+            <w:pPr>
+              <w:kinsoku w:val="0"/>
+              <w:overflowPunct w:val="0"/>
+              <w:ind w:rightChars="-50" w:right="-105"/>
+              <w:jc w:val="left"/>
+              <w:textAlignment w:val="center"/>
+              <w:rPr>
+                <w:rFonts w:ascii="微软雅黑 Light" w:eastAsia="微软雅黑 Light" w:hAnsi="微软雅黑 Light"/>
+                <w:sz w:val="16"/>
+                <w:szCs w:val="16"/>
+              </w:rPr>
+            </w:pPr>
+            <w:r>
+              <w:rPr>
+                <w:rFonts w:ascii="微软雅黑 Light" w:eastAsia="微软雅黑 Light" w:hAnsi="微软雅黑 Light" w:hint="eastAsia"/>
+                <w:sz w:val="16"/>
+                <w:szCs w:val="16"/>
+              </w:rPr>
+              <w:t>{件数</w:t>
+            </w:r>
+            <w:r>
+              <w:rPr>
+                <w:rFonts w:ascii="微软雅黑 Light" w:eastAsia="微软雅黑 Light" w:hAnsi="微软雅黑 Light"/>
+                <w:sz w:val="16"/>
+                <w:szCs w:val="16"/>
+              </w:rPr>
+              <w:t>9</w:t>
+            </w:r>
+            <w:r>
+              <w:rPr>
+                <w:rFonts w:ascii="微软雅黑 Light" w:eastAsia="微软雅黑 Light" w:hAnsi="微软雅黑 Light" w:hint="eastAsia"/>
+                <w:sz w:val="16"/>
+                <w:szCs w:val="16"/>
+              </w:rPr>
+              <w:t>}</w:t>
+            </w:r>
+          </w:p>
+        </w:tc>
+        <w:tc>
+          <w:tcPr>
+            <w:tcW w:w="0" w:type="auto"/>
+            <w:vAlign w:val="center"/>
+          </w:tcPr>
+          <w:p>
+            <w:pPr>
+              <w:kinsoku w:val="0"/>
+              <w:overflowPunct w:val="0"/>
+              <w:ind w:rightChars="-50" w:right="-105"/>
+              <w:jc w:val="left"/>
+              <w:textAlignment w:val="center"/>
+              <w:rPr>
+                <w:rFonts w:ascii="微软雅黑 Light" w:eastAsia="微软雅黑 Light" w:hAnsi="微软雅黑 Light"/>
+                <w:b/>
+                <w:bCs/>
+                <w:sz w:val="16"/>
+                <w:szCs w:val="16"/>
+              </w:rPr>
+            </w:pPr>
+            <w:r>
+              <w:rPr>
+                <w:rFonts w:ascii="微软雅黑 Light" w:eastAsia="微软雅黑 Light" w:hAnsi="微软雅黑 Light" w:hint="eastAsia"/>
+                <w:b/>
+                <w:bCs/>
+                <w:sz w:val="16"/>
+                <w:szCs w:val="16"/>
+              </w:rPr>
+              <w:t>{数量单位</w:t>
+            </w:r>
+            <w:r>
+              <w:rPr>
+                <w:rFonts w:ascii="微软雅黑 Light" w:eastAsia="微软雅黑 Light" w:hAnsi="微软雅黑 Light"/>
+                <w:b/>
+                <w:bCs/>
+                <w:sz w:val="16"/>
+                <w:szCs w:val="16"/>
+              </w:rPr>
+              <w:t>9</w:t>
+            </w:r>
+            <w:r>
+              <w:rPr>
+                <w:rFonts w:ascii="微软雅黑 Light" w:eastAsia="微软雅黑 Light" w:hAnsi="微软雅黑 Light" w:hint="eastAsia"/>
+                <w:b/>
+                <w:bCs/>
+                <w:sz w:val="16"/>
+                <w:szCs w:val="16"/>
+              </w:rPr>
+              <w:t>}</w:t>
+            </w:r>
+          </w:p>
+        </w:tc>
+        <w:tc>
+          <w:tcPr>
+            <w:tcW w:w="0" w:type="auto"/>
+            <w:vAlign w:val="center"/>
+          </w:tcPr>
+          <w:p>
+            <w:pPr>
+              <w:kinsoku w:val="0"/>
+              <w:overflowPunct w:val="0"/>
+              <w:ind w:rightChars="-50" w:right="-105"/>
+              <w:jc w:val="left"/>
+              <w:textAlignment w:val="center"/>
+              <w:rPr>
+                <w:rFonts w:ascii="微软雅黑 Light" w:eastAsia="微软雅黑 Light" w:hAnsi="微软雅黑 Light"/>
+                <w:sz w:val="16"/>
+                <w:szCs w:val="16"/>
+              </w:rPr>
+            </w:pPr>
+            <w:r>
+              <w:rPr>
+                <w:rFonts w:ascii="微软雅黑 Light" w:eastAsia="微软雅黑 Light" w:hAnsi="微软雅黑 Light" w:hint="eastAsia"/>
+                <w:sz w:val="16"/>
+                <w:szCs w:val="16"/>
+              </w:rPr>
+              <w:t>{毛重</w:t>
+            </w:r>
+            <w:r>
+              <w:rPr>
+                <w:rFonts w:ascii="微软雅黑 Light" w:eastAsia="微软雅黑 Light" w:hAnsi="微软雅黑 Light"/>
+                <w:sz w:val="16"/>
+                <w:szCs w:val="16"/>
+              </w:rPr>
+              <w:t>9</w:t>
+            </w:r>
+            <w:r>
+              <w:rPr>
+                <w:rFonts w:ascii="微软雅黑 Light" w:eastAsia="微软雅黑 Light" w:hAnsi="微软雅黑 Light" w:hint="eastAsia"/>
+                <w:sz w:val="16"/>
+                <w:szCs w:val="16"/>
+              </w:rPr>
+              <w:t>}</w:t>
+            </w:r>
+          </w:p>
+        </w:tc>
+        <w:tc>
+          <w:tcPr>
+            <w:tcW w:w="0" w:type="auto"/>
+            <w:vAlign w:val="center"/>
+          </w:tcPr>
+          <w:p>
+            <w:pPr>
+              <w:kinsoku w:val="0"/>
+              <w:overflowPunct w:val="0"/>
+              <w:ind w:rightChars="-50" w:right="-105"/>
+              <w:jc w:val="left"/>
+              <w:textAlignment w:val="center"/>
+              <w:rPr>
+                <w:rFonts w:ascii="微软雅黑 Light" w:eastAsia="微软雅黑 Light" w:hAnsi="微软雅黑 Light"/>
+                <w:b/>
+                <w:bCs/>
+                <w:sz w:val="16"/>
+                <w:szCs w:val="16"/>
+              </w:rPr>
+            </w:pPr>
+            <w:r>
+              <w:rPr>
+                <w:rFonts w:ascii="微软雅黑 Light" w:eastAsia="微软雅黑 Light" w:hAnsi="微软雅黑 Light" w:hint="eastAsia"/>
+                <w:b/>
+                <w:bCs/>
+                <w:sz w:val="16"/>
+                <w:szCs w:val="16"/>
+              </w:rPr>
+              <w:t>{重量单位</w:t>
+            </w:r>
+            <w:r>
+              <w:rPr>
+                <w:rFonts w:ascii="微软雅黑 Light" w:eastAsia="微软雅黑 Light" w:hAnsi="微软雅黑 Light"/>
+                <w:b/>
+                <w:bCs/>
+                <w:sz w:val="16"/>
+                <w:szCs w:val="16"/>
+              </w:rPr>
+              <w:t>9</w:t>
+            </w:r>
+            <w:r>
+              <w:rPr>
+                <w:rFonts w:ascii="微软雅黑 Light" w:eastAsia="微软雅黑 Light" w:hAnsi="微软雅黑 Light" w:hint="eastAsia"/>
+                <w:b/>
+                <w:bCs/>
+                <w:sz w:val="16"/>
+                <w:szCs w:val="16"/>
+              </w:rPr>
+              <w:t>}</w:t>
+            </w:r>
+          </w:p>
+        </w:tc>
+        <w:tc>
+          <w:tcPr>
+            <w:tcW w:w="0" w:type="auto"/>
+            <w:vAlign w:val="center"/>
+          </w:tcPr>
+          <w:p>
+            <w:pPr>
+              <w:kinsoku w:val="0"/>
+              <w:overflowPunct w:val="0"/>
+              <w:ind w:rightChars="-50" w:right="-105"/>
+              <w:jc w:val="left"/>
+              <w:textAlignment w:val="center"/>
+              <w:rPr>
+                <w:rFonts w:ascii="微软雅黑 Light" w:eastAsia="微软雅黑 Light" w:hAnsi="微软雅黑 Light"/>
+                <w:sz w:val="16"/>
+                <w:szCs w:val="16"/>
+              </w:rPr>
+            </w:pPr>
+            <w:r>
+              <w:rPr>
+                <w:rFonts w:ascii="微软雅黑 Light" w:eastAsia="微软雅黑 Light" w:hAnsi="微软雅黑 Light" w:hint="eastAsia"/>
+                <w:sz w:val="16"/>
+                <w:szCs w:val="16"/>
+              </w:rPr>
+              <w:t>{体积</w:t>
+            </w:r>
+            <w:r>
+              <w:rPr>
+                <w:rFonts w:ascii="微软雅黑 Light" w:eastAsia="微软雅黑 Light" w:hAnsi="微软雅黑 Light"/>
+                <w:sz w:val="16"/>
+                <w:szCs w:val="16"/>
+              </w:rPr>
+              <w:t>9</w:t>
+            </w:r>
+            <w:r>
+              <w:rPr>
+                <w:rFonts w:ascii="微软雅黑 Light" w:eastAsia="微软雅黑 Light" w:hAnsi="微软雅黑 Light" w:hint="eastAsia"/>
+                <w:sz w:val="16"/>
+                <w:szCs w:val="16"/>
+              </w:rPr>
+              <w:t>}</w:t>
+            </w:r>
+          </w:p>
+        </w:tc>
+        <w:tc>
+          <w:tcPr>
+            <w:tcW w:w="0" w:type="auto"/>
+            <w:vAlign w:val="center"/>
+          </w:tcPr>
+          <w:p>
+            <w:pPr>
+              <w:kinsoku w:val="0"/>
+              <w:overflowPunct w:val="0"/>
+              <w:ind w:rightChars="-50" w:right="-105"/>
+              <w:jc w:val="left"/>
+              <w:textAlignment w:val="center"/>
+              <w:rPr>
+                <w:rFonts w:ascii="微软雅黑 Light" w:eastAsia="微软雅黑 Light" w:hAnsi="微软雅黑 Light"/>
+                <w:b/>
+                <w:bCs/>
+                <w:sz w:val="16"/>
+                <w:szCs w:val="16"/>
+              </w:rPr>
+            </w:pPr>
+            <w:r>
+              <w:rPr>
+                <w:rFonts w:ascii="微软雅黑 Light" w:eastAsia="微软雅黑 Light" w:hAnsi="微软雅黑 Light" w:hint="eastAsia"/>
+                <w:b/>
+                <w:bCs/>
+                <w:sz w:val="16"/>
+                <w:szCs w:val="16"/>
+              </w:rPr>
+              <w:t>{体积单位</w:t>
+            </w:r>
+            <w:r>
+              <w:rPr>
+                <w:rFonts w:ascii="微软雅黑 Light" w:eastAsia="微软雅黑 Light" w:hAnsi="微软雅黑 Light"/>
+                <w:b/>
+                <w:bCs/>
+                <w:sz w:val="16"/>
+                <w:szCs w:val="16"/>
+              </w:rPr>
+              <w:t>9</w:t>
+            </w:r>
+            <w:r>
+              <w:rPr>
+                <w:rFonts w:ascii="微软雅黑 Light" w:eastAsia="微软雅黑 Light" w:hAnsi="微软雅黑 Light" w:hint="eastAsia"/>
+                <w:b/>
+                <w:bCs/>
+                <w:sz w:val="16"/>
+                <w:szCs w:val="16"/>
+              </w:rPr>
+              <w:t>}{箱型</w:t>
+            </w:r>
+            <w:r>
+              <w:rPr>
+                <w:rFonts w:ascii="微软雅黑 Light" w:eastAsia="微软雅黑 Light" w:hAnsi="微软雅黑 Light"/>
+                <w:b/>
+                <w:bCs/>
+                <w:sz w:val="16"/>
+                <w:szCs w:val="16"/>
+              </w:rPr>
+              <w:t>9</w:t>
+            </w:r>
+            <w:r>
+              <w:rPr>
+                <w:rFonts w:ascii="微软雅黑 Light" w:eastAsia="微软雅黑 Light" w:hAnsi="微软雅黑 Light" w:hint="eastAsia"/>
+                <w:b/>
+                <w:bCs/>
+                <w:sz w:val="16"/>
+                <w:szCs w:val="16"/>
+              </w:rPr>
+              <w:t>}</w:t>
+            </w:r>
+          </w:p>
+        </w:tc>
+        <w:tc>
+          <w:tcPr>
+            <w:tcW w:w="0" w:type="auto"/>
+            <w:vAlign w:val="center"/>
+          </w:tcPr>
+          <w:p>
+            <w:pPr>
+              <w:kinsoku w:val="0"/>
+              <w:overflowPunct w:val="0"/>
+              <w:ind w:rightChars="-50" w:right="-105"/>
+              <w:jc w:val="left"/>
+              <w:textAlignment w:val="center"/>
+              <w:rPr>
+                <w:rFonts w:ascii="微软雅黑 Light" w:eastAsia="微软雅黑 Light" w:hAnsi="微软雅黑 Light"/>
+                <w:sz w:val="16"/>
+                <w:szCs w:val="16"/>
+              </w:rPr>
+            </w:pPr>
+            <w:r>
+              <w:rPr>
+                <w:rFonts w:ascii="微软雅黑 Light" w:eastAsia="微软雅黑 Light" w:hAnsi="微软雅黑 Light" w:hint="eastAsia"/>
+                <w:sz w:val="16"/>
+                <w:szCs w:val="16"/>
+              </w:rPr>
+              <w:t>{提单号</w:t>
+            </w:r>
+            <w:r>
+              <w:rPr>
+                <w:rFonts w:ascii="微软雅黑 Light" w:eastAsia="微软雅黑 Light" w:hAnsi="微软雅黑 Light"/>
+                <w:sz w:val="16"/>
+                <w:szCs w:val="16"/>
+              </w:rPr>
+              <w:t>9</w:t>
+            </w:r>
+            <w:r>
+              <w:rPr>
+                <w:rFonts w:ascii="微软雅黑 Light" w:eastAsia="微软雅黑 Light" w:hAnsi="微软雅黑 Light" w:hint="eastAsia"/>
+                <w:sz w:val="16"/>
+                <w:szCs w:val="16"/>
+              </w:rPr>
+              <w:t>}</w:t>
+            </w:r>
+          </w:p>
+        </w:tc>
+      </w:tr>
+      <w:tr>
+        <w:tc>
+          <w:tcPr>
+            <w:tcW w:w="0" w:type="auto"/>
+            <w:vAlign w:val="center"/>
+          </w:tcPr>
+          <w:p>
+            <w:pPr>
+              <w:kinsoku w:val="0"/>
+              <w:overflowPunct w:val="0"/>
+              <w:ind w:rightChars="-50" w:right="-105"/>
+              <w:jc w:val="left"/>
+              <w:textAlignment w:val="center"/>
+              <w:rPr>
+                <w:rFonts w:ascii="微软雅黑 Light" w:eastAsia="微软雅黑 Light" w:hAnsi="微软雅黑 Light"/>
+                <w:sz w:val="16"/>
+                <w:szCs w:val="16"/>
+              </w:rPr>
+            </w:pPr>
+            <w:r>
+              <w:rPr>
+                <w:rFonts w:ascii="微软雅黑 Light" w:eastAsia="微软雅黑 Light" w:hAnsi="微软雅黑 Light" w:hint="eastAsia"/>
+                <w:sz w:val="16"/>
+                <w:szCs w:val="16"/>
+              </w:rPr>
+              <w:t>{箱号</w:t>
+            </w:r>
+            <w:r>
+              <w:rPr>
+                <w:rFonts w:ascii="微软雅黑 Light" w:eastAsia="微软雅黑 Light" w:hAnsi="微软雅黑 Light"/>
+                <w:sz w:val="16"/>
+                <w:szCs w:val="16"/>
+              </w:rPr>
+              <w:t>10</w:t>
+            </w:r>
+            <w:r>
+              <w:rPr>
+                <w:rFonts w:ascii="微软雅黑 Light" w:eastAsia="微软雅黑 Light" w:hAnsi="微软雅黑 Light" w:hint="eastAsia"/>
+                <w:sz w:val="16"/>
+                <w:szCs w:val="16"/>
+              </w:rPr>
+              <w:t>}</w:t>
+            </w:r>
+          </w:p>
+        </w:tc>
+        <w:tc>
+          <w:tcPr>
+            <w:tcW w:w="0" w:type="auto"/>
+            <w:vAlign w:val="center"/>
+          </w:tcPr>
+          <w:p>
+            <w:pPr>
+              <w:kinsoku w:val="0"/>
+              <w:overflowPunct w:val="0"/>
+              <w:ind w:rightChars="-50" w:right="-105"/>
+              <w:jc w:val="left"/>
+              <w:textAlignment w:val="center"/>
+              <w:rPr>
+                <w:rFonts w:ascii="微软雅黑 Light" w:eastAsia="微软雅黑 Light" w:hAnsi="微软雅黑 Light"/>
+                <w:sz w:val="16"/>
+                <w:szCs w:val="16"/>
+              </w:rPr>
+            </w:pPr>
+            <w:r>
+              <w:rPr>
+                <w:rFonts w:ascii="微软雅黑 Light" w:eastAsia="微软雅黑 Light" w:hAnsi="微软雅黑 Light" w:hint="eastAsia"/>
+                <w:sz w:val="16"/>
+                <w:szCs w:val="16"/>
+              </w:rPr>
+              <w:t>{封号</w:t>
+            </w:r>
+            <w:r>
+              <w:rPr>
+                <w:rFonts w:ascii="微软雅黑 Light" w:eastAsia="微软雅黑 Light" w:hAnsi="微软雅黑 Light"/>
+                <w:sz w:val="16"/>
+                <w:szCs w:val="16"/>
+              </w:rPr>
+              <w:t>10</w:t>
+            </w:r>
+            <w:r>
+              <w:rPr>
+                <w:rFonts w:ascii="微软雅黑 Light" w:eastAsia="微软雅黑 Light" w:hAnsi="微软雅黑 Light" w:hint="eastAsia"/>
+                <w:sz w:val="16"/>
+                <w:szCs w:val="16"/>
+              </w:rPr>
+              <w:t>}</w:t>
+            </w:r>
+          </w:p>
+        </w:tc>
+        <w:tc>
+          <w:tcPr>
+            <w:tcW w:w="0" w:type="auto"/>
+            <w:vAlign w:val="center"/>
+          </w:tcPr>
+          <w:p>
+            <w:pPr>
+              <w:kinsoku w:val="0"/>
+              <w:overflowPunct w:val="0"/>
+              <w:ind w:rightChars="-50" w:right="-105"/>
+              <w:jc w:val="left"/>
+              <w:textAlignment w:val="center"/>
+              <w:rPr>
+                <w:rFonts w:ascii="微软雅黑 Light" w:eastAsia="微软雅黑 Light" w:hAnsi="微软雅黑 Light"/>
+                <w:sz w:val="16"/>
+                <w:szCs w:val="16"/>
+              </w:rPr>
+            </w:pPr>
+            <w:r>
+              <w:rPr>
+                <w:rFonts w:ascii="微软雅黑 Light" w:eastAsia="微软雅黑 Light" w:hAnsi="微软雅黑 Light" w:hint="eastAsia"/>
+                <w:sz w:val="16"/>
+                <w:szCs w:val="16"/>
+              </w:rPr>
+              <w:t>{件数</w:t>
+            </w:r>
+            <w:r>
+              <w:rPr>
+                <w:rFonts w:ascii="微软雅黑 Light" w:eastAsia="微软雅黑 Light" w:hAnsi="微软雅黑 Light" w:hint="eastAsia"/>
+                <w:sz w:val="16"/>
+                <w:szCs w:val="16"/>
+              </w:rPr>
+              <w:t>10</w:t>
+            </w:r>
+            <w:r>
+              <w:rPr>
+                <w:rFonts w:ascii="微软雅黑 Light" w:eastAsia="微软雅黑 Light" w:hAnsi="微软雅黑 Light" w:hint="eastAsia"/>
+                <w:sz w:val="16"/>
+                <w:szCs w:val="16"/>
+              </w:rPr>
+              <w:t>}</w:t>
+            </w:r>
+          </w:p>
+        </w:tc>
+        <w:tc>
+          <w:tcPr>
+            <w:tcW w:w="0" w:type="auto"/>
+            <w:vAlign w:val="center"/>
+          </w:tcPr>
+          <w:p>
+            <w:pPr>
+              <w:kinsoku w:val="0"/>
+              <w:overflowPunct w:val="0"/>
+              <w:ind w:rightChars="-50" w:right="-105"/>
+              <w:jc w:val="left"/>
+              <w:textAlignment w:val="center"/>
+              <w:rPr>
+                <w:rFonts w:ascii="微软雅黑 Light" w:eastAsia="微软雅黑 Light" w:hAnsi="微软雅黑 Light"/>
+                <w:b/>
+                <w:bCs/>
+                <w:sz w:val="16"/>
+                <w:szCs w:val="16"/>
+              </w:rPr>
+            </w:pPr>
+            <w:r>
+              <w:rPr>
+                <w:rFonts w:ascii="微软雅黑 Light" w:eastAsia="微软雅黑 Light" w:hAnsi="微软雅黑 Light" w:hint="eastAsia"/>
+                <w:b/>
+                <w:bCs/>
+                <w:sz w:val="16"/>
+                <w:szCs w:val="16"/>
+              </w:rPr>
+              <w:t>{数量单位10}</w:t>
+            </w:r>
+          </w:p>
+        </w:tc>
+        <w:tc>
+          <w:tcPr>
+            <w:tcW w:w="0" w:type="auto"/>
+            <w:vAlign w:val="center"/>
+          </w:tcPr>
+          <w:p>
+            <w:pPr>
+              <w:kinsoku w:val="0"/>
+              <w:overflowPunct w:val="0"/>
+              <w:ind w:rightChars="-50" w:right="-105"/>
+              <w:jc w:val="left"/>
+              <w:textAlignment w:val="center"/>
+              <w:rPr>
+                <w:rFonts w:ascii="微软雅黑 Light" w:eastAsia="微软雅黑 Light" w:hAnsi="微软雅黑 Light"/>
+                <w:sz w:val="16"/>
+                <w:szCs w:val="16"/>
+              </w:rPr>
+            </w:pPr>
+            <w:r>
+              <w:rPr>
+                <w:rFonts w:ascii="微软雅黑 Light" w:eastAsia="微软雅黑 Light" w:hAnsi="微软雅黑 Light" w:hint="eastAsia"/>
+                <w:sz w:val="16"/>
+                <w:szCs w:val="16"/>
+              </w:rPr>
+              <w:t>{毛重</w:t>
+            </w:r>
+            <w:r>
+              <w:rPr>
+                <w:rFonts w:ascii="微软雅黑 Light" w:eastAsia="微软雅黑 Light" w:hAnsi="微软雅黑 Light" w:hint="eastAsia"/>
+                <w:sz w:val="16"/>
+                <w:szCs w:val="16"/>
+              </w:rPr>
+              <w:t>10</w:t>
+            </w:r>
+            <w:r>
+              <w:rPr>
+                <w:rFonts w:ascii="微软雅黑 Light" w:eastAsia="微软雅黑 Light" w:hAnsi="微软雅黑 Light" w:hint="eastAsia"/>
+                <w:sz w:val="16"/>
+                <w:szCs w:val="16"/>
+              </w:rPr>
+              <w:t>}</w:t>
+            </w:r>
+          </w:p>
+        </w:tc>
+        <w:tc>
+          <w:tcPr>
+            <w:tcW w:w="0" w:type="auto"/>
+            <w:vAlign w:val="center"/>
+          </w:tcPr>
+          <w:p>
+            <w:pPr>
+              <w:kinsoku w:val="0"/>
+              <w:overflowPunct w:val="0"/>
+              <w:ind w:rightChars="-50" w:right="-105"/>
+              <w:jc w:val="left"/>
+              <w:textAlignment w:val="center"/>
+              <w:rPr>
+                <w:rFonts w:ascii="微软雅黑 Light" w:eastAsia="微软雅黑 Light" w:hAnsi="微软雅黑 Light"/>
+                <w:b/>
+                <w:bCs/>
+                <w:sz w:val="16"/>
+                <w:szCs w:val="16"/>
+              </w:rPr>
+            </w:pPr>
+            <w:r>
+              <w:rPr>
+                <w:rFonts w:ascii="微软雅黑 Light" w:eastAsia="微软雅黑 Light" w:hAnsi="微软雅黑 Light" w:hint="eastAsia"/>
+                <w:b/>
+                <w:bCs/>
+                <w:sz w:val="16"/>
+                <w:szCs w:val="16"/>
+              </w:rPr>
+              <w:t>{重量单位10}</w:t>
+            </w:r>
+          </w:p>
+        </w:tc>
+        <w:tc>
+          <w:tcPr>
+            <w:tcW w:w="0" w:type="auto"/>
+            <w:vAlign w:val="center"/>
+          </w:tcPr>
+          <w:p>
+            <w:pPr>
+              <w:kinsoku w:val="0"/>
+              <w:overflowPunct w:val="0"/>
+              <w:ind w:rightChars="-50" w:right="-105"/>
+              <w:jc w:val="left"/>
+              <w:textAlignment w:val="center"/>
+              <w:rPr>
+                <w:rFonts w:ascii="微软雅黑 Light" w:eastAsia="微软雅黑 Light" w:hAnsi="微软雅黑 Light"/>
+                <w:sz w:val="16"/>
+                <w:szCs w:val="16"/>
+              </w:rPr>
+            </w:pPr>
+            <w:r>
+              <w:rPr>
+                <w:rFonts w:ascii="微软雅黑 Light" w:eastAsia="微软雅黑 Light" w:hAnsi="微软雅黑 Light" w:hint="eastAsia"/>
+                <w:sz w:val="16"/>
+                <w:szCs w:val="16"/>
+              </w:rPr>
+              <w:t>{体积</w:t>
+            </w:r>
+            <w:r>
+              <w:rPr>
+                <w:rFonts w:ascii="微软雅黑 Light" w:eastAsia="微软雅黑 Light" w:hAnsi="微软雅黑 Light" w:hint="eastAsia"/>
+                <w:sz w:val="16"/>
+                <w:szCs w:val="16"/>
+              </w:rPr>
+              <w:t>10</w:t>
+            </w:r>
+            <w:r>
+              <w:rPr>
+                <w:rFonts w:ascii="微软雅黑 Light" w:eastAsia="微软雅黑 Light" w:hAnsi="微软雅黑 Light" w:hint="eastAsia"/>
+                <w:sz w:val="16"/>
+                <w:szCs w:val="16"/>
+              </w:rPr>
+              <w:t>}</w:t>
+            </w:r>
+          </w:p>
+        </w:tc>
+        <w:tc>
+          <w:tcPr>
+            <w:tcW w:w="0" w:type="auto"/>
+            <w:vAlign w:val="center"/>
+          </w:tcPr>
+          <w:p>
+            <w:pPr>
+              <w:kinsoku w:val="0"/>
+              <w:overflowPunct w:val="0"/>
+              <w:ind w:rightChars="-50" w:right="-105"/>
+              <w:jc w:val="left"/>
+              <w:textAlignment w:val="center"/>
+              <w:rPr>
+                <w:rFonts w:ascii="微软雅黑 Light" w:eastAsia="微软雅黑 Light" w:hAnsi="微软雅黑 Light"/>
+                <w:b/>
+                <w:bCs/>
+                <w:sz w:val="16"/>
+                <w:szCs w:val="16"/>
+              </w:rPr>
+            </w:pPr>
+            <w:r>
+              <w:rPr>
+                <w:rFonts w:ascii="微软雅黑 Light" w:eastAsia="微软雅黑 Light" w:hAnsi="微软雅黑 Light" w:hint="eastAsia"/>
+                <w:b/>
+                <w:bCs/>
+                <w:sz w:val="16"/>
+                <w:szCs w:val="16"/>
+              </w:rPr>
+              <w:t>{体积单位10}{箱型10}</w:t>
+            </w:r>
+          </w:p>
+        </w:tc>
+        <w:tc>
+          <w:tcPr>
+            <w:tcW w:w="0" w:type="auto"/>
+            <w:vAlign w:val="center"/>
+          </w:tcPr>
+          <w:p>
+            <w:pPr>
+              <w:kinsoku w:val="0"/>
+              <w:overflowPunct w:val="0"/>
+              <w:ind w:rightChars="-50" w:right="-105"/>
+              <w:jc w:val="left"/>
+              <w:textAlignment w:val="center"/>
+              <w:rPr>
+                <w:rFonts w:ascii="微软雅黑 Light" w:eastAsia="微软雅黑 Light" w:hAnsi="微软雅黑 Light"/>
+                <w:sz w:val="16"/>
+                <w:szCs w:val="16"/>
+              </w:rPr>
+            </w:pPr>
+            <w:r>
+              <w:rPr>
+                <w:rFonts w:ascii="微软雅黑 Light" w:eastAsia="微软雅黑 Light" w:hAnsi="微软雅黑 Light" w:hint="eastAsia"/>
+                <w:sz w:val="16"/>
+                <w:szCs w:val="16"/>
+              </w:rPr>
+              <w:t>{提单号</w:t>
+            </w:r>
+            <w:r>
+              <w:rPr>
+                <w:rFonts w:ascii="微软雅黑 Light" w:eastAsia="微软雅黑 Light" w:hAnsi="微软雅黑 Light" w:hint="eastAsia"/>
+                <w:sz w:val="16"/>
+                <w:szCs w:val="16"/>
+              </w:rPr>
+              <w:t>10</w:t>
+            </w:r>
+            <w:r>
+              <w:rPr>
+                <w:rFonts w:ascii="微软雅黑 Light" w:eastAsia="微软雅黑 Light" w:hAnsi="微软雅黑 Light" w:hint="eastAsia"/>
+                <w:sz w:val="16"/>
+                <w:szCs w:val="16"/>
+              </w:rPr>
+              <w:t>}</w:t>
+            </w:r>
+          </w:p>
+        </w:tc>
+      </w:tr>
+      <w:tr>
+        <w:tc>
+          <w:tcPr>
+            <w:tcW w:w="0" w:type="auto"/>
+            <w:vAlign w:val="center"/>
+          </w:tcPr>
+          <w:p>
+            <w:pPr>
+              <w:kinsoku w:val="0"/>
+              <w:overflowPunct w:val="0"/>
+              <w:ind w:rightChars="-50" w:right="-105"/>
+              <w:jc w:val="left"/>
+              <w:textAlignment w:val="center"/>
+              <w:rPr>
+                <w:rFonts w:ascii="微软雅黑 Light" w:eastAsia="微软雅黑 Light" w:hAnsi="微软雅黑 Light"/>
+                <w:sz w:val="16"/>
+                <w:szCs w:val="16"/>
+              </w:rPr>
+            </w:pPr>
+            <w:r>
+              <w:rPr>
+                <w:rFonts w:ascii="微软雅黑 Light" w:eastAsia="微软雅黑 Light" w:hAnsi="微软雅黑 Light" w:hint="eastAsia"/>
+                <w:sz w:val="16"/>
+                <w:szCs w:val="16"/>
+              </w:rPr>
+              <w:t>{箱号</w:t>
+            </w:r>
+            <w:bookmarkStart w:id="1" w:name="OLE_LINK1"/>
+            <w:r>
+              <w:rPr>
+                <w:rFonts w:ascii="微软雅黑 Light" w:eastAsia="微软雅黑 Light" w:hAnsi="微软雅黑 Light"/>
+                <w:sz w:val="16"/>
+                <w:szCs w:val="16"/>
+              </w:rPr>
+              <w:t>11</w:t>
+            </w:r>
+            <w:bookmarkEnd w:id="1"/>
+            <w:r>
+              <w:rPr>
+                <w:rFonts w:ascii="微软雅黑 Light" w:eastAsia="微软雅黑 Light" w:hAnsi="微软雅黑 Light" w:hint="eastAsia"/>
+                <w:sz w:val="16"/>
+                <w:szCs w:val="16"/>
+              </w:rPr>
+              <w:t>}</w:t>
+            </w:r>
+          </w:p>
+        </w:tc>
+        <w:tc>
+          <w:tcPr>
+            <w:tcW w:w="0" w:type="auto"/>
+            <w:vAlign w:val="center"/>
+          </w:tcPr>
+          <w:p>
+            <w:pPr>
+              <w:kinsoku w:val="0"/>
+              <w:overflowPunct w:val="0"/>
+              <w:ind w:rightChars="-50" w:right="-105"/>
+              <w:jc w:val="left"/>
+              <w:textAlignment w:val="center"/>
+              <w:rPr>
+                <w:rFonts w:ascii="微软雅黑 Light" w:eastAsia="微软雅黑 Light" w:hAnsi="微软雅黑 Light"/>
+                <w:sz w:val="16"/>
+                <w:szCs w:val="16"/>
+              </w:rPr>
+            </w:pPr>
+            <w:r>
+              <w:rPr>
+                <w:rFonts w:ascii="微软雅黑 Light" w:eastAsia="微软雅黑 Light" w:hAnsi="微软雅黑 Light" w:hint="eastAsia"/>
+                <w:sz w:val="16"/>
+                <w:szCs w:val="16"/>
+              </w:rPr>
+              <w:t>{封号</w:t>
+            </w:r>
+            <w:r>
+              <w:rPr>
+                <w:rFonts w:ascii="微软雅黑 Light" w:eastAsia="微软雅黑 Light" w:hAnsi="微软雅黑 Light"/>
+                <w:sz w:val="16"/>
+                <w:szCs w:val="16"/>
+              </w:rPr>
+              <w:t>11</w:t>
+            </w:r>
+            <w:r>
+              <w:rPr>
+                <w:rFonts w:ascii="微软雅黑 Light" w:eastAsia="微软雅黑 Light" w:hAnsi="微软雅黑 Light" w:hint="eastAsia"/>
+                <w:sz w:val="16"/>
+                <w:szCs w:val="16"/>
+              </w:rPr>
+              <w:t>}</w:t>
+            </w:r>
+          </w:p>
+        </w:tc>
+        <w:tc>
+          <w:tcPr>
+            <w:tcW w:w="0" w:type="auto"/>
+            <w:vAlign w:val="center"/>
+          </w:tcPr>
+          <w:p>
+            <w:pPr>
+              <w:kinsoku w:val="0"/>
+              <w:overflowPunct w:val="0"/>
+              <w:ind w:rightChars="-50" w:right="-105"/>
+              <w:jc w:val="left"/>
+              <w:textAlignment w:val="center"/>
+              <w:rPr>
+                <w:rFonts w:ascii="微软雅黑 Light" w:eastAsia="微软雅黑 Light" w:hAnsi="微软雅黑 Light"/>
+                <w:sz w:val="16"/>
+                <w:szCs w:val="16"/>
+              </w:rPr>
+            </w:pPr>
+            <w:r>
+              <w:rPr>
+                <w:rFonts w:ascii="微软雅黑 Light" w:eastAsia="微软雅黑 Light" w:hAnsi="微软雅黑 Light" w:hint="eastAsia"/>
+                <w:sz w:val="16"/>
+                <w:szCs w:val="16"/>
+              </w:rPr>
+              <w:t>{件数</w:t>
+            </w:r>
+            <w:r>
+              <w:rPr>
+                <w:rFonts w:ascii="微软雅黑 Light" w:eastAsia="微软雅黑 Light" w:hAnsi="微软雅黑 Light" w:hint="eastAsia"/>
+                <w:sz w:val="16"/>
+                <w:szCs w:val="16"/>
+              </w:rPr>
+              <w:t>11</w:t>
+            </w:r>
+            <w:r>
+              <w:rPr>
+                <w:rFonts w:ascii="微软雅黑 Light" w:eastAsia="微软雅黑 Light" w:hAnsi="微软雅黑 Light" w:hint="eastAsia"/>
+                <w:sz w:val="16"/>
+                <w:szCs w:val="16"/>
+              </w:rPr>
+              <w:t>}</w:t>
+            </w:r>
+          </w:p>
+        </w:tc>
+        <w:tc>
+          <w:tcPr>
+            <w:tcW w:w="0" w:type="auto"/>
+            <w:vAlign w:val="center"/>
+          </w:tcPr>
+          <w:p>
+            <w:pPr>
+              <w:kinsoku w:val="0"/>
+              <w:overflowPunct w:val="0"/>
+              <w:ind w:rightChars="-50" w:right="-105"/>
+              <w:jc w:val="left"/>
+              <w:textAlignment w:val="center"/>
+              <w:rPr>
+                <w:rFonts w:ascii="微软雅黑 Light" w:eastAsia="微软雅黑 Light" w:hAnsi="微软雅黑 Light"/>
+                <w:b/>
+                <w:bCs/>
+                <w:sz w:val="16"/>
+                <w:szCs w:val="16"/>
+              </w:rPr>
+            </w:pPr>
+            <w:r>
+              <w:rPr>
+                <w:rFonts w:ascii="微软雅黑 Light" w:eastAsia="微软雅黑 Light" w:hAnsi="微软雅黑 Light" w:hint="eastAsia"/>
+                <w:b/>
+                <w:bCs/>
+                <w:sz w:val="16"/>
+                <w:szCs w:val="16"/>
+              </w:rPr>
+              <w:t>{数量单位11}</w:t>
+            </w:r>
+          </w:p>
+        </w:tc>
+        <w:tc>
+          <w:tcPr>
+            <w:tcW w:w="0" w:type="auto"/>
+            <w:vAlign w:val="center"/>
+          </w:tcPr>
+          <w:p>
+            <w:pPr>
+              <w:kinsoku w:val="0"/>
+              <w:overflowPunct w:val="0"/>
+              <w:ind w:rightChars="-50" w:right="-105"/>
+              <w:jc w:val="left"/>
+              <w:textAlignment w:val="center"/>
+              <w:rPr>
+                <w:rFonts w:ascii="微软雅黑 Light" w:eastAsia="微软雅黑 Light" w:hAnsi="微软雅黑 Light"/>
+                <w:sz w:val="16"/>
+                <w:szCs w:val="16"/>
+              </w:rPr>
+            </w:pPr>
+            <w:r>
+              <w:rPr>
+                <w:rFonts w:ascii="微软雅黑 Light" w:eastAsia="微软雅黑 Light" w:hAnsi="微软雅黑 Light" w:hint="eastAsia"/>
+                <w:sz w:val="16"/>
+                <w:szCs w:val="16"/>
+              </w:rPr>
+              <w:t>{毛重</w:t>
+            </w:r>
+            <w:r>
+              <w:rPr>
+                <w:rFonts w:ascii="微软雅黑 Light" w:eastAsia="微软雅黑 Light" w:hAnsi="微软雅黑 Light" w:hint="eastAsia"/>
+                <w:sz w:val="16"/>
+                <w:szCs w:val="16"/>
+              </w:rPr>
+              <w:t>11</w:t>
+            </w:r>
+            <w:r>
+              <w:rPr>
+                <w:rFonts w:ascii="微软雅黑 Light" w:eastAsia="微软雅黑 Light" w:hAnsi="微软雅黑 Light" w:hint="eastAsia"/>
+                <w:sz w:val="16"/>
+                <w:szCs w:val="16"/>
+              </w:rPr>
+              <w:t>}</w:t>
+            </w:r>
+          </w:p>
+        </w:tc>
+        <w:tc>
+          <w:tcPr>
+            <w:tcW w:w="0" w:type="auto"/>
+            <w:vAlign w:val="center"/>
+          </w:tcPr>
+          <w:p>
+            <w:pPr>
+              <w:kinsoku w:val="0"/>
+              <w:overflowPunct w:val="0"/>
+              <w:ind w:rightChars="-50" w:right="-105"/>
+              <w:jc w:val="left"/>
+              <w:textAlignment w:val="center"/>
+              <w:rPr>
+                <w:rFonts w:ascii="微软雅黑 Light" w:eastAsia="微软雅黑 Light" w:hAnsi="微软雅黑 Light"/>
+                <w:b/>
+                <w:bCs/>
+                <w:sz w:val="16"/>
+                <w:szCs w:val="16"/>
+              </w:rPr>
+            </w:pPr>
+            <w:r>
+              <w:rPr>
+                <w:rFonts w:ascii="微软雅黑 Light" w:eastAsia="微软雅黑 Light" w:hAnsi="微软雅黑 Light" w:hint="eastAsia"/>
+                <w:b/>
+                <w:bCs/>
+                <w:sz w:val="16"/>
+                <w:szCs w:val="16"/>
+              </w:rPr>
+              <w:t>{重量单位11}</w:t>
+            </w:r>
+          </w:p>
+        </w:tc>
+        <w:tc>
+          <w:tcPr>
+            <w:tcW w:w="0" w:type="auto"/>
+            <w:vAlign w:val="center"/>
+          </w:tcPr>
+          <w:p>
+            <w:pPr>
+              <w:kinsoku w:val="0"/>
+              <w:overflowPunct w:val="0"/>
+              <w:ind w:rightChars="-50" w:right="-105"/>
+              <w:jc w:val="left"/>
+              <w:textAlignment w:val="center"/>
+              <w:rPr>
+                <w:rFonts w:ascii="微软雅黑 Light" w:eastAsia="微软雅黑 Light" w:hAnsi="微软雅黑 Light"/>
+                <w:sz w:val="16"/>
+                <w:szCs w:val="16"/>
+              </w:rPr>
+            </w:pPr>
+            <w:r>
+              <w:rPr>
+                <w:rFonts w:ascii="微软雅黑 Light" w:eastAsia="微软雅黑 Light" w:hAnsi="微软雅黑 Light" w:hint="eastAsia"/>
+                <w:sz w:val="16"/>
+                <w:szCs w:val="16"/>
+              </w:rPr>
+              <w:t>{体积</w:t>
+            </w:r>
+            <w:r>
+              <w:rPr>
+                <w:rFonts w:ascii="微软雅黑 Light" w:eastAsia="微软雅黑 Light" w:hAnsi="微软雅黑 Light" w:hint="eastAsia"/>
+                <w:sz w:val="16"/>
+                <w:szCs w:val="16"/>
+              </w:rPr>
+              <w:t>11</w:t>
+            </w:r>
+            <w:r>
+              <w:rPr>
+                <w:rFonts w:ascii="微软雅黑 Light" w:eastAsia="微软雅黑 Light" w:hAnsi="微软雅黑 Light" w:hint="eastAsia"/>
+                <w:sz w:val="16"/>
+                <w:szCs w:val="16"/>
+              </w:rPr>
+              <w:t>}</w:t>
+            </w:r>
+          </w:p>
+        </w:tc>
+        <w:tc>
+          <w:tcPr>
+            <w:tcW w:w="0" w:type="auto"/>
+            <w:vAlign w:val="center"/>
+          </w:tcPr>
+          <w:p>
+            <w:pPr>
+              <w:kinsoku w:val="0"/>
+              <w:overflowPunct w:val="0"/>
+              <w:ind w:rightChars="-50" w:right="-105"/>
+              <w:jc w:val="left"/>
+              <w:textAlignment w:val="center"/>
+              <w:rPr>
+                <w:rFonts w:ascii="微软雅黑 Light" w:eastAsia="微软雅黑 Light" w:hAnsi="微软雅黑 Light"/>
+                <w:b/>
+                <w:bCs/>
+                <w:sz w:val="16"/>
+                <w:szCs w:val="16"/>
+              </w:rPr>
+            </w:pPr>
+            <w:r>
+              <w:rPr>
+                <w:rFonts w:ascii="微软雅黑 Light" w:eastAsia="微软雅黑 Light" w:hAnsi="微软雅黑 Light" w:hint="eastAsia"/>
+                <w:b/>
+                <w:bCs/>
+                <w:sz w:val="16"/>
+                <w:szCs w:val="16"/>
+              </w:rPr>
+              <w:t>{体积单位11}{箱型11}</w:t>
+            </w:r>
+          </w:p>
+        </w:tc>
+        <w:tc>
+          <w:tcPr>
+            <w:tcW w:w="0" w:type="auto"/>
+            <w:vAlign w:val="center"/>
+          </w:tcPr>
+          <w:p>
+            <w:pPr>
+              <w:kinsoku w:val="0"/>
+              <w:overflowPunct w:val="0"/>
+              <w:ind w:rightChars="-50" w:right="-105"/>
+              <w:jc w:val="left"/>
+              <w:textAlignment w:val="center"/>
+              <w:rPr>
+                <w:rFonts w:ascii="微软雅黑 Light" w:eastAsia="微软雅黑 Light" w:hAnsi="微软雅黑 Light"/>
+                <w:sz w:val="16"/>
+                <w:szCs w:val="16"/>
+              </w:rPr>
+            </w:pPr>
+            <w:r>
+              <w:rPr>
+                <w:rFonts w:ascii="微软雅黑 Light" w:eastAsia="微软雅黑 Light" w:hAnsi="微软雅黑 Light" w:hint="eastAsia"/>
+                <w:sz w:val="16"/>
+                <w:szCs w:val="16"/>
+              </w:rPr>
+              <w:t>{提单号</w:t>
+            </w:r>
+            <w:r>
+              <w:rPr>
+                <w:rFonts w:ascii="微软雅黑 Light" w:eastAsia="微软雅黑 Light" w:hAnsi="微软雅黑 Light" w:hint="eastAsia"/>
+                <w:sz w:val="16"/>
+                <w:szCs w:val="16"/>
+              </w:rPr>
+              <w:t>11</w:t>
+            </w:r>
+            <w:r>
+              <w:rPr>
+                <w:rFonts w:ascii="微软雅黑 Light" w:eastAsia="微软雅黑 Light" w:hAnsi="微软雅黑 Light" w:hint="eastAsia"/>
+                <w:sz w:val="16"/>
+                <w:szCs w:val="16"/>
+              </w:rPr>
+              <w:t>}</w:t>
+            </w:r>
+          </w:p>
+        </w:tc>
+      </w:tr>
+      <w:tr>
+        <w:tc>
+          <w:tcPr>
+            <w:tcW w:w="0" w:type="auto"/>
+            <w:vAlign w:val="center"/>
+          </w:tcPr>
+          <w:p>
+            <w:pPr>
+              <w:kinsoku w:val="0"/>
+              <w:overflowPunct w:val="0"/>
+              <w:ind w:rightChars="-50" w:right="-105"/>
+              <w:jc w:val="left"/>
+              <w:textAlignment w:val="center"/>
+              <w:rPr>
+                <w:rFonts w:ascii="微软雅黑 Light" w:eastAsia="微软雅黑 Light" w:hAnsi="微软雅黑 Light"/>
+                <w:sz w:val="16"/>
+                <w:szCs w:val="16"/>
+              </w:rPr>
+            </w:pPr>
+            <w:r>
+              <w:rPr>
+                <w:rFonts w:ascii="微软雅黑 Light" w:eastAsia="微软雅黑 Light" w:hAnsi="微软雅黑 Light" w:hint="eastAsia"/>
+                <w:sz w:val="16"/>
+                <w:szCs w:val="16"/>
+              </w:rPr>
+              <w:t>{箱号</w:t>
+            </w:r>
+            <w:r>
+              <w:rPr>
+                <w:rFonts w:ascii="微软雅黑 Light" w:eastAsia="微软雅黑 Light" w:hAnsi="微软雅黑 Light"/>
+                <w:sz w:val="16"/>
+                <w:szCs w:val="16"/>
+              </w:rPr>
+              <w:t>12</w:t>
+            </w:r>
+            <w:r>
+              <w:rPr>
+                <w:rFonts w:ascii="微软雅黑 Light" w:eastAsia="微软雅黑 Light" w:hAnsi="微软雅黑 Light" w:hint="eastAsia"/>
+                <w:sz w:val="16"/>
+                <w:szCs w:val="16"/>
+              </w:rPr>
+              <w:t>}</w:t>
+            </w:r>
+          </w:p>
+        </w:tc>
+        <w:tc>
+          <w:tcPr>
+            <w:tcW w:w="0" w:type="auto"/>
+            <w:vAlign w:val="center"/>
+          </w:tcPr>
+          <w:p>
+            <w:pPr>
+              <w:kinsoku w:val="0"/>
+              <w:overflowPunct w:val="0"/>
+              <w:ind w:rightChars="-50" w:right="-105"/>
+              <w:jc w:val="left"/>
+              <w:textAlignment w:val="center"/>
+              <w:rPr>
+                <w:rFonts w:ascii="微软雅黑 Light" w:eastAsia="微软雅黑 Light" w:hAnsi="微软雅黑 Light"/>
+                <w:sz w:val="16"/>
+                <w:szCs w:val="16"/>
+              </w:rPr>
+            </w:pPr>
+            <w:r>
+              <w:rPr>
+                <w:rFonts w:ascii="微软雅黑 Light" w:eastAsia="微软雅黑 Light" w:hAnsi="微软雅黑 Light" w:hint="eastAsia"/>
+                <w:sz w:val="16"/>
+                <w:szCs w:val="16"/>
+              </w:rPr>
+              <w:t>{封号</w:t>
+            </w:r>
+            <w:r>
+              <w:rPr>
+                <w:rFonts w:ascii="微软雅黑 Light" w:eastAsia="微软雅黑 Light" w:hAnsi="微软雅黑 Light"/>
+                <w:sz w:val="16"/>
+                <w:szCs w:val="16"/>
+              </w:rPr>
+              <w:t>12</w:t>
+            </w:r>
+            <w:r>
+              <w:rPr>
+                <w:rFonts w:ascii="微软雅黑 Light" w:eastAsia="微软雅黑 Light" w:hAnsi="微软雅黑 Light" w:hint="eastAsia"/>
+                <w:sz w:val="16"/>
+                <w:szCs w:val="16"/>
+              </w:rPr>
+              <w:t>}</w:t>
+            </w:r>
+          </w:p>
+        </w:tc>
+        <w:tc>
+          <w:tcPr>
+            <w:tcW w:w="0" w:type="auto"/>
+            <w:vAlign w:val="center"/>
+          </w:tcPr>
+          <w:p>
+            <w:pPr>
+              <w:kinsoku w:val="0"/>
+              <w:overflowPunct w:val="0"/>
+              <w:ind w:rightChars="-50" w:right="-105"/>
+              <w:jc w:val="left"/>
+              <w:textAlignment w:val="center"/>
+              <w:rPr>
+                <w:rFonts w:ascii="微软雅黑 Light" w:eastAsia="微软雅黑 Light" w:hAnsi="微软雅黑 Light"/>
+                <w:sz w:val="16"/>
+                <w:szCs w:val="16"/>
+              </w:rPr>
+            </w:pPr>
+            <w:r>
+              <w:rPr>
+                <w:rFonts w:ascii="微软雅黑 Light" w:eastAsia="微软雅黑 Light" w:hAnsi="微软雅黑 Light" w:hint="eastAsia"/>
+                <w:sz w:val="16"/>
+                <w:szCs w:val="16"/>
+              </w:rPr>
+              <w:t>{件数</w:t>
+            </w:r>
+            <w:r>
+              <w:rPr>
+                <w:rFonts w:ascii="微软雅黑 Light" w:eastAsia="微软雅黑 Light" w:hAnsi="微软雅黑 Light"/>
+                <w:sz w:val="16"/>
+                <w:szCs w:val="16"/>
+              </w:rPr>
+              <w:t>12</w:t>
+            </w:r>
+            <w:r>
+              <w:rPr>
+                <w:rFonts w:ascii="微软雅黑 Light" w:eastAsia="微软雅黑 Light" w:hAnsi="微软雅黑 Light" w:hint="eastAsia"/>
+                <w:sz w:val="16"/>
+                <w:szCs w:val="16"/>
+              </w:rPr>
+              <w:t>}</w:t>
+            </w:r>
+          </w:p>
+        </w:tc>
+        <w:tc>
+          <w:tcPr>
+            <w:tcW w:w="0" w:type="auto"/>
+            <w:vAlign w:val="center"/>
+          </w:tcPr>
+          <w:p>
+            <w:pPr>
+              <w:kinsoku w:val="0"/>
+              <w:overflowPunct w:val="0"/>
+              <w:ind w:rightChars="-50" w:right="-105"/>
+              <w:jc w:val="left"/>
+              <w:textAlignment w:val="center"/>
+              <w:rPr>
+                <w:rFonts w:ascii="微软雅黑 Light" w:eastAsia="微软雅黑 Light" w:hAnsi="微软雅黑 Light"/>
+                <w:b/>
+                <w:bCs/>
+                <w:sz w:val="16"/>
+                <w:szCs w:val="16"/>
+              </w:rPr>
+            </w:pPr>
+            <w:r>
+              <w:rPr>
+                <w:rFonts w:ascii="微软雅黑 Light" w:eastAsia="微软雅黑 Light" w:hAnsi="微软雅黑 Light" w:hint="eastAsia"/>
+                <w:b/>
+                <w:bCs/>
+                <w:sz w:val="16"/>
+                <w:szCs w:val="16"/>
+              </w:rPr>
+              <w:t>{数量单位</w:t>
+            </w:r>
+            <w:r>
+              <w:rPr>
+                <w:rFonts w:ascii="微软雅黑 Light" w:eastAsia="微软雅黑 Light" w:hAnsi="微软雅黑 Light"/>
+                <w:b/>
+                <w:bCs/>
+                <w:sz w:val="16"/>
+                <w:szCs w:val="16"/>
+              </w:rPr>
+              <w:t>12</w:t>
+            </w:r>
+            <w:r>
+              <w:rPr>
+                <w:rFonts w:ascii="微软雅黑 Light" w:eastAsia="微软雅黑 Light" w:hAnsi="微软雅黑 Light" w:hint="eastAsia"/>
+                <w:b/>
+                <w:bCs/>
+                <w:sz w:val="16"/>
+                <w:szCs w:val="16"/>
+              </w:rPr>
+              <w:t>}</w:t>
+            </w:r>
+          </w:p>
+        </w:tc>
+        <w:tc>
+          <w:tcPr>
+            <w:tcW w:w="0" w:type="auto"/>
+            <w:vAlign w:val="center"/>
+          </w:tcPr>
+          <w:p>
+            <w:pPr>
+              <w:kinsoku w:val="0"/>
+              <w:overflowPunct w:val="0"/>
+              <w:ind w:rightChars="-50" w:right="-105"/>
+              <w:jc w:val="left"/>
+              <w:textAlignment w:val="center"/>
+              <w:rPr>
+                <w:rFonts w:ascii="微软雅黑 Light" w:eastAsia="微软雅黑 Light" w:hAnsi="微软雅黑 Light"/>
+                <w:sz w:val="16"/>
+                <w:szCs w:val="16"/>
+              </w:rPr>
+            </w:pPr>
+            <w:r>
+              <w:rPr>
+                <w:rFonts w:ascii="微软雅黑 Light" w:eastAsia="微软雅黑 Light" w:hAnsi="微软雅黑 Light" w:hint="eastAsia"/>
+                <w:sz w:val="16"/>
+                <w:szCs w:val="16"/>
+              </w:rPr>
+              <w:t>{毛重</w:t>
+            </w:r>
+            <w:r>
+              <w:rPr>
+                <w:rFonts w:ascii="微软雅黑 Light" w:eastAsia="微软雅黑 Light" w:hAnsi="微软雅黑 Light"/>
+                <w:sz w:val="16"/>
+                <w:szCs w:val="16"/>
+              </w:rPr>
+              <w:t>12</w:t>
+            </w:r>
+            <w:r>
+              <w:rPr>
+                <w:rFonts w:ascii="微软雅黑 Light" w:eastAsia="微软雅黑 Light" w:hAnsi="微软雅黑 Light" w:hint="eastAsia"/>
+                <w:sz w:val="16"/>
+                <w:szCs w:val="16"/>
+              </w:rPr>
+              <w:t>}</w:t>
+            </w:r>
+          </w:p>
+        </w:tc>
+        <w:tc>
+          <w:tcPr>
+            <w:tcW w:w="0" w:type="auto"/>
+            <w:vAlign w:val="center"/>
+          </w:tcPr>
+          <w:p>
+            <w:pPr>
+              <w:kinsoku w:val="0"/>
+              <w:overflowPunct w:val="0"/>
+              <w:ind w:rightChars="-50" w:right="-105"/>
+              <w:jc w:val="left"/>
+              <w:textAlignment w:val="center"/>
+              <w:rPr>
+                <w:rFonts w:ascii="微软雅黑 Light" w:eastAsia="微软雅黑 Light" w:hAnsi="微软雅黑 Light"/>
+                <w:b/>
+                <w:bCs/>
+                <w:sz w:val="16"/>
+                <w:szCs w:val="16"/>
+              </w:rPr>
+            </w:pPr>
+            <w:r>
+              <w:rPr>
+                <w:rFonts w:ascii="微软雅黑 Light" w:eastAsia="微软雅黑 Light" w:hAnsi="微软雅黑 Light" w:hint="eastAsia"/>
+                <w:b/>
+                <w:bCs/>
+                <w:sz w:val="16"/>
+                <w:szCs w:val="16"/>
+              </w:rPr>
+              <w:t>{重量单位</w:t>
+            </w:r>
+            <w:r>
+              <w:rPr>
+                <w:rFonts w:ascii="微软雅黑 Light" w:eastAsia="微软雅黑 Light" w:hAnsi="微软雅黑 Light"/>
+                <w:b/>
+                <w:bCs/>
+                <w:sz w:val="16"/>
+                <w:szCs w:val="16"/>
+              </w:rPr>
+              <w:t>12</w:t>
+            </w:r>
+            <w:r>
+              <w:rPr>
+                <w:rFonts w:ascii="微软雅黑 Light" w:eastAsia="微软雅黑 Light" w:hAnsi="微软雅黑 Light" w:hint="eastAsia"/>
+                <w:b/>
+                <w:bCs/>
+                <w:sz w:val="16"/>
+                <w:szCs w:val="16"/>
+              </w:rPr>
+              <w:t>}</w:t>
+            </w:r>
+          </w:p>
+        </w:tc>
+        <w:tc>
+          <w:tcPr>
+            <w:tcW w:w="0" w:type="auto"/>
+            <w:vAlign w:val="center"/>
+          </w:tcPr>
+          <w:p>
+            <w:pPr>
+              <w:kinsoku w:val="0"/>
+              <w:overflowPunct w:val="0"/>
+              <w:ind w:rightChars="-50" w:right="-105"/>
+              <w:jc w:val="left"/>
+              <w:textAlignment w:val="center"/>
+              <w:rPr>
+                <w:rFonts w:ascii="微软雅黑 Light" w:eastAsia="微软雅黑 Light" w:hAnsi="微软雅黑 Light"/>
+                <w:sz w:val="16"/>
+                <w:szCs w:val="16"/>
+              </w:rPr>
+            </w:pPr>
+            <w:r>
+              <w:rPr>
+                <w:rFonts w:ascii="微软雅黑 Light" w:eastAsia="微软雅黑 Light" w:hAnsi="微软雅黑 Light" w:hint="eastAsia"/>
+                <w:sz w:val="16"/>
+                <w:szCs w:val="16"/>
+              </w:rPr>
+              <w:t>{体积</w:t>
+            </w:r>
+            <w:r>
+              <w:rPr>
+                <w:rFonts w:ascii="微软雅黑 Light" w:eastAsia="微软雅黑 Light" w:hAnsi="微软雅黑 Light"/>
+                <w:sz w:val="16"/>
+                <w:szCs w:val="16"/>
+              </w:rPr>
+              <w:t>12</w:t>
+            </w:r>
+            <w:r>
+              <w:rPr>
+                <w:rFonts w:ascii="微软雅黑 Light" w:eastAsia="微软雅黑 Light" w:hAnsi="微软雅黑 Light" w:hint="eastAsia"/>
+                <w:sz w:val="16"/>
+                <w:szCs w:val="16"/>
+              </w:rPr>
+              <w:t>}</w:t>
+            </w:r>
+          </w:p>
+        </w:tc>
+        <w:tc>
+          <w:tcPr>
+            <w:tcW w:w="0" w:type="auto"/>
+            <w:vAlign w:val="center"/>
+          </w:tcPr>
+          <w:p>
+            <w:pPr>
+              <w:kinsoku w:val="0"/>
+              <w:overflowPunct w:val="0"/>
+              <w:ind w:rightChars="-50" w:right="-105"/>
+              <w:jc w:val="left"/>
+              <w:textAlignment w:val="center"/>
+              <w:rPr>
+                <w:rFonts w:ascii="微软雅黑 Light" w:eastAsia="微软雅黑 Light" w:hAnsi="微软雅黑 Light"/>
+                <w:b/>
+                <w:bCs/>
+                <w:sz w:val="16"/>
+                <w:szCs w:val="16"/>
+              </w:rPr>
+            </w:pPr>
+            <w:r>
+              <w:rPr>
+                <w:rFonts w:ascii="微软雅黑 Light" w:eastAsia="微软雅黑 Light" w:hAnsi="微软雅黑 Light" w:hint="eastAsia"/>
+                <w:b/>
+                <w:bCs/>
+                <w:sz w:val="16"/>
+                <w:szCs w:val="16"/>
+              </w:rPr>
+              <w:t>{体积单位</w:t>
+            </w:r>
+            <w:r>
+              <w:rPr>
+                <w:rFonts w:ascii="微软雅黑 Light" w:eastAsia="微软雅黑 Light" w:hAnsi="微软雅黑 Light"/>
+                <w:b/>
+                <w:bCs/>
+                <w:sz w:val="16"/>
+                <w:szCs w:val="16"/>
+              </w:rPr>
+              <w:t>12</w:t>
+            </w:r>
+            <w:r>
+              <w:rPr>
+                <w:rFonts w:ascii="微软雅黑 Light" w:eastAsia="微软雅黑 Light" w:hAnsi="微软雅黑 Light" w:hint="eastAsia"/>
+                <w:b/>
+                <w:bCs/>
+                <w:sz w:val="16"/>
+                <w:szCs w:val="16"/>
+              </w:rPr>
+              <w:t>}{箱型</w:t>
+            </w:r>
+            <w:r>
+              <w:rPr>
+                <w:rFonts w:ascii="微软雅黑 Light" w:eastAsia="微软雅黑 Light" w:hAnsi="微软雅黑 Light"/>
+                <w:b/>
+                <w:bCs/>
+                <w:sz w:val="16"/>
+                <w:szCs w:val="16"/>
+              </w:rPr>
+              <w:t>12</w:t>
+            </w:r>
+            <w:r>
+              <w:rPr>
+                <w:rFonts w:ascii="微软雅黑 Light" w:eastAsia="微软雅黑 Light" w:hAnsi="微软雅黑 Light" w:hint="eastAsia"/>
+                <w:b/>
+                <w:bCs/>
+                <w:sz w:val="16"/>
+                <w:szCs w:val="16"/>
+              </w:rPr>
+              <w:t>}</w:t>
+            </w:r>
+          </w:p>
+        </w:tc>
+        <w:tc>
+          <w:tcPr>
+            <w:tcW w:w="0" w:type="auto"/>
+            <w:vAlign w:val="center"/>
+          </w:tcPr>
+          <w:p>
+            <w:pPr>
+              <w:kinsoku w:val="0"/>
+              <w:overflowPunct w:val="0"/>
+              <w:ind w:rightChars="-50" w:right="-105"/>
+              <w:jc w:val="left"/>
+              <w:textAlignment w:val="center"/>
+              <w:rPr>
+                <w:rFonts w:ascii="微软雅黑 Light" w:eastAsia="微软雅黑 Light" w:hAnsi="微软雅黑 Light"/>
+                <w:sz w:val="16"/>
+                <w:szCs w:val="16"/>
+              </w:rPr>
+            </w:pPr>
+            <w:r>
+              <w:rPr>
+                <w:rFonts w:ascii="微软雅黑 Light" w:eastAsia="微软雅黑 Light" w:hAnsi="微软雅黑 Light" w:hint="eastAsia"/>
+                <w:sz w:val="16"/>
+                <w:szCs w:val="16"/>
+              </w:rPr>
+              <w:t>{提单号</w:t>
+            </w:r>
+            <w:r>
+              <w:rPr>
+                <w:rFonts w:ascii="微软雅黑 Light" w:eastAsia="微软雅黑 Light" w:hAnsi="微软雅黑 Light"/>
+                <w:sz w:val="16"/>
+                <w:szCs w:val="16"/>
+              </w:rPr>
+              <w:t>12</w:t>
+            </w:r>
+            <w:r>
+              <w:rPr>
+                <w:rFonts w:ascii="微软雅黑 Light" w:eastAsia="微软雅黑 Light" w:hAnsi="微软雅黑 Light" w:hint="eastAsia"/>
+                <w:sz w:val="16"/>
+                <w:szCs w:val="16"/>
+              </w:rPr>
+              <w:t>}</w:t>
             </w:r>
           </w:p>
         </w:tc>
@@ -3237,6 +5564,7 @@
   <w:style w:type="paragraph" w:default="1" w:styleId="a">
     <w:name w:val="Normal"/>
     <w:qFormat/>
+    <w:rsid w:val="002E4A79"/>
     <w:pPr>
       <w:widowControl w:val="0"/>
       <w:jc w:val="both"/>
